--- a/frontend/public/templates/final_insurance_refund_template.docx
+++ b/frontend/public/templates/final_insurance_refund_template.docx
@@ -2218,24 +2218,6 @@
           <w:lang w:bidi="ar-EG"/>
         </w:rPr>
       </w:pPr>
-    </w:p>
-    <w:p>
-      <w:pPr>
-        <w:spacing w:after="0" w:line="240" w:lineRule="auto"/>
-        <w:rPr>
-          <w:rtl/>
-          <w:lang w:bidi="ar-EG"/>
-        </w:rPr>
-      </w:pPr>
-      <w:r>
-        <w:rPr>
-          <w:rFonts w:hint="cs"/>
-          <w:highlight w:val="red"/>
-          <w:rtl/>
-          <w:lang w:bidi="ar-EG"/>
-        </w:rPr>
-        <w:t>خانه خاليه للملاحظات</w:t>
-      </w:r>
     </w:p>
     <w:sectPr>
       <w:headerReference w:type="even" r:id="rId8"/>
